--- a/projects/Project2/P2.docx
+++ b/projects/Project2/P2.docx
@@ -471,6 +471,12 @@
         </w:rPr>
         <w:t xml:space="preserve"> makes the player jump. </w:t>
       </w:r>
+      <w:r>
+        <w:rPr>
+          <w:sz w:val="36"/>
+        </w:rPr>
+        <w:t>(2x in succession will double jump)</w:t>
+      </w:r>
     </w:p>
     <w:p>
       <w:pPr>
@@ -509,64 +515,6 @@
     </w:p>
     <w:p>
       <w:pPr>
-        <w:spacing w:after="4"/>
-        <w:ind w:left="720" w:firstLine="75"/>
-      </w:pPr>
-    </w:p>
-    <w:p>
-      <w:pPr>
-        <w:pStyle w:val="ListParagraph"/>
-        <w:numPr>
-          <w:ilvl w:val="0"/>
-          <w:numId w:val="4"/>
-        </w:numPr>
-        <w:spacing w:after="3"/>
-      </w:pPr>
-      <w:r>
-        <w:rPr>
-          <w:sz w:val="36"/>
-          <w:shd w:val="clear" w:color="auto" w:fill="D3D3D3"/>
-        </w:rPr>
-        <w:t>P</w:t>
-      </w:r>
-      <w:r>
-        <w:rPr>
-          <w:sz w:val="36"/>
-        </w:rPr>
-        <w:t xml:space="preserve"> pauses the game. </w:t>
-      </w:r>
-    </w:p>
-    <w:p>
-      <w:pPr>
-        <w:spacing w:after="0"/>
-        <w:ind w:left="720" w:firstLine="75"/>
-      </w:pPr>
-    </w:p>
-    <w:p>
-      <w:pPr>
-        <w:pStyle w:val="ListParagraph"/>
-        <w:numPr>
-          <w:ilvl w:val="0"/>
-          <w:numId w:val="4"/>
-        </w:numPr>
-        <w:spacing w:after="3"/>
-      </w:pPr>
-      <w:r>
-        <w:rPr>
-          <w:sz w:val="36"/>
-          <w:shd w:val="clear" w:color="auto" w:fill="D3D3D3"/>
-        </w:rPr>
-        <w:t>E</w:t>
-      </w:r>
-      <w:r>
-        <w:rPr>
-          <w:sz w:val="36"/>
-        </w:rPr>
-        <w:t xml:space="preserve"> interacts with nearby objects. </w:t>
-      </w:r>
-    </w:p>
-    <w:p>
-      <w:pPr>
         <w:spacing w:after="0"/>
         <w:ind w:left="720" w:firstLine="75"/>
       </w:pPr>
@@ -659,32 +607,32 @@
           <w:sz w:val="36"/>
           <w:shd w:val="clear" w:color="auto" w:fill="D3D3D3"/>
         </w:rPr>
+        <w:t>Spikes</w:t>
+      </w:r>
+      <w:r>
+        <w:rPr>
+          <w:sz w:val="36"/>
+        </w:rPr>
+        <w:t xml:space="preserve"> are one obstacle players will encounter. Landing on or running into them will damage the player – watch out! </w:t>
+      </w:r>
+    </w:p>
+    <w:p>
+      <w:r>
+        <w:rPr>
+          <w:sz w:val="44"/>
+        </w:rPr>
+        <w:t xml:space="preserve"> </w:t>
+      </w:r>
+    </w:p>
+    <w:p>
+      <w:pPr>
+        <w:spacing w:after="161"/>
+      </w:pPr>
+      <w:r>
+        <w:rPr>
+          <w:noProof/>
+        </w:rPr>
         <w:lastRenderedPageBreak/>
-        <w:t>Spikes</w:t>
-      </w:r>
-      <w:r>
-        <w:rPr>
-          <w:sz w:val="36"/>
-        </w:rPr>
-        <w:t xml:space="preserve"> are one obstacle players will encounter. Landing on or running into them will damage the player – watch out! </w:t>
-      </w:r>
-    </w:p>
-    <w:p>
-      <w:r>
-        <w:rPr>
-          <w:sz w:val="44"/>
-        </w:rPr>
-        <w:t xml:space="preserve"> </w:t>
-      </w:r>
-    </w:p>
-    <w:p>
-      <w:pPr>
-        <w:spacing w:after="161"/>
-      </w:pPr>
-      <w:r>
-        <w:rPr>
-          <w:noProof/>
-        </w:rPr>
         <w:drawing>
           <wp:anchor distT="0" distB="0" distL="114300" distR="114300" simplePos="0" relativeHeight="251658240" behindDoc="0" locked="0" layoutInCell="1" allowOverlap="0" wp14:anchorId="2172A2E1" wp14:editId="45DF4F2E">
             <wp:simplePos x="0" y="0"/>
@@ -1115,7 +1063,6 @@
         <w:rPr>
           <w:sz w:val="36"/>
         </w:rPr>
-        <w:lastRenderedPageBreak/>
         <w:t xml:space="preserve">Gems are special collectible items that will be tallied up at the end of the game for a special score. They also offer the player certain hidden benefits.  </w:t>
       </w:r>
     </w:p>
@@ -1128,6 +1075,7 @@
         <w:rPr>
           <w:sz w:val="36"/>
         </w:rPr>
+        <w:lastRenderedPageBreak/>
         <w:t xml:space="preserve">Many </w:t>
       </w:r>
       <w:r>
@@ -1715,25 +1663,64 @@
       <w:pPr>
         <w:spacing w:after="88"/>
         <w:ind w:left="10" w:hanging="10"/>
-      </w:pPr>
-      <w:r>
-        <w:rPr>
-          <w:sz w:val="36"/>
-        </w:rPr>
-        <w:t>Rev</w:t>
-      </w:r>
-      <w:r>
-        <w:rPr>
-          <w:sz w:val="36"/>
-        </w:rPr>
-        <w:t>2</w:t>
-      </w:r>
-      <w:r>
-        <w:rPr>
-          <w:sz w:val="36"/>
-        </w:rPr>
-        <w:t xml:space="preserve">: </w:t>
-      </w:r>
+        <w:rPr>
+          <w:sz w:val="36"/>
+        </w:rPr>
+      </w:pPr>
+      <w:r>
+        <w:rPr>
+          <w:sz w:val="36"/>
+        </w:rPr>
+        <w:t xml:space="preserve">Rev2: </w:t>
+      </w:r>
+    </w:p>
+    <w:p>
+      <w:pPr>
+        <w:spacing w:after="12"/>
+        <w:ind w:left="-5" w:hanging="10"/>
+      </w:pPr>
+      <w:r>
+        <w:rPr>
+          <w:sz w:val="44"/>
+        </w:rPr>
+        <w:t>Level</w:t>
+      </w:r>
+      <w:r>
+        <w:rPr>
+          <w:sz w:val="44"/>
+        </w:rPr>
+        <w:t xml:space="preserve"> Scene: </w:t>
+      </w:r>
+    </w:p>
+    <w:p>
+      <w:pPr>
+        <w:pStyle w:val="ListParagraph"/>
+        <w:numPr>
+          <w:ilvl w:val="0"/>
+          <w:numId w:val="8"/>
+        </w:numPr>
+        <w:spacing w:after="308" w:line="258" w:lineRule="auto"/>
+      </w:pPr>
+      <w:proofErr w:type="gramStart"/>
+      <w:r>
+        <w:rPr>
+          <w:sz w:val="28"/>
+        </w:rPr>
+        <w:t>Spawns</w:t>
+      </w:r>
+      <w:proofErr w:type="gramEnd"/>
+      <w:r>
+        <w:rPr>
+          <w:sz w:val="28"/>
+        </w:rPr>
+        <w:t xml:space="preserve"> gems based on grouping.</w:t>
+      </w:r>
+    </w:p>
+    <w:p>
+      <w:pPr>
+        <w:spacing w:after="88"/>
+        <w:ind w:left="10" w:hanging="10"/>
+      </w:pPr>
     </w:p>
     <w:p>
       <w:pPr>
@@ -1860,7 +1847,6 @@
         <w:rPr>
           <w:sz w:val="28"/>
         </w:rPr>
-        <w:lastRenderedPageBreak/>
         <w:t xml:space="preserve">Added checkpoint style feature, on each level you get 3 tries before </w:t>
       </w:r>
       <w:proofErr w:type="spellStart"/>
@@ -1914,19 +1900,15 @@
           <w:sz w:val="28"/>
         </w:rPr>
       </w:pPr>
+      <w:bookmarkStart w:id="0" w:name="_Hlk184311880"/>
       <w:r>
         <w:rPr>
           <w:sz w:val="44"/>
         </w:rPr>
-        <w:t>P</w:t>
-      </w:r>
-      <w:r>
-        <w:rPr>
-          <w:sz w:val="44"/>
-        </w:rPr>
-        <w:t>layer Scene:</w:t>
-      </w:r>
-    </w:p>
+        <w:t>Player Scene:</w:t>
+      </w:r>
+    </w:p>
+    <w:bookmarkEnd w:id="0"/>
     <w:p>
       <w:pPr>
         <w:pStyle w:val="ListParagraph"/>
@@ -1987,13 +1969,7 @@
         <w:rPr>
           <w:sz w:val="44"/>
         </w:rPr>
-        <w:t>Menu</w:t>
-      </w:r>
-      <w:r>
-        <w:rPr>
-          <w:sz w:val="44"/>
-        </w:rPr>
-        <w:t xml:space="preserve"> Scene:</w:t>
+        <w:t>Menu Scene:</w:t>
       </w:r>
     </w:p>
     <w:p>
@@ -2022,6 +1998,53 @@
     </w:p>
     <w:p>
       <w:pPr>
+        <w:spacing w:after="307" w:line="258" w:lineRule="auto"/>
+        <w:ind w:firstLine="705"/>
+        <w:rPr>
+          <w:sz w:val="28"/>
+        </w:rPr>
+      </w:pPr>
+      <w:r>
+        <w:rPr>
+          <w:sz w:val="44"/>
+        </w:rPr>
+        <w:t xml:space="preserve">Bounds </w:t>
+      </w:r>
+      <w:r>
+        <w:rPr>
+          <w:sz w:val="44"/>
+        </w:rPr>
+        <w:t>Scene:</w:t>
+      </w:r>
+    </w:p>
+    <w:p>
+      <w:pPr>
+        <w:pStyle w:val="ListParagraph"/>
+        <w:numPr>
+          <w:ilvl w:val="0"/>
+          <w:numId w:val="7"/>
+        </w:numPr>
+        <w:spacing w:after="307" w:line="258" w:lineRule="auto"/>
+      </w:pPr>
+      <w:r>
+        <w:rPr>
+          <w:sz w:val="28"/>
+        </w:rPr>
+        <w:t>Used to check if player out of bounds for death.</w:t>
+      </w:r>
+    </w:p>
+    <w:p>
+      <w:pPr>
+        <w:pStyle w:val="ListParagraph"/>
+        <w:spacing w:after="307" w:line="258" w:lineRule="auto"/>
+        <w:ind w:left="1065"/>
+        <w:rPr>
+          <w:sz w:val="28"/>
+        </w:rPr>
+      </w:pPr>
+    </w:p>
+    <w:p>
+      <w:pPr>
         <w:spacing w:after="86"/>
         <w:rPr>
           <w:sz w:val="44"/>
@@ -2048,13 +2071,7 @@
         <w:rPr>
           <w:sz w:val="36"/>
         </w:rPr>
-        <w:t>Rev1</w:t>
-      </w:r>
-      <w:r>
-        <w:rPr>
-          <w:sz w:val="36"/>
-        </w:rPr>
-        <w:t xml:space="preserve">: </w:t>
+        <w:t xml:space="preserve">Rev1: </w:t>
       </w:r>
     </w:p>
     <w:p>
@@ -2111,6 +2128,7 @@
         <w:rPr>
           <w:sz w:val="44"/>
         </w:rPr>
+        <w:lastRenderedPageBreak/>
         <w:t xml:space="preserve">Player Scene: </w:t>
       </w:r>
     </w:p>
@@ -2233,7 +2251,6 @@
         <w:rPr>
           <w:sz w:val="44"/>
         </w:rPr>
-        <w:lastRenderedPageBreak/>
         <w:t xml:space="preserve"> </w:t>
       </w:r>
       <w:r>
@@ -2490,6 +2507,7 @@
         <w:rPr>
           <w:sz w:val="36"/>
         </w:rPr>
+        <w:lastRenderedPageBreak/>
         <w:t xml:space="preserve"> </w:t>
       </w:r>
     </w:p>
@@ -3377,7 +3395,7 @@
   <w:abstractNum w:abstractNumId="5" w15:restartNumberingAfterBreak="0">
     <w:nsid w:val="32616401"/>
     <w:multiLevelType w:val="hybridMultilevel"/>
-    <w:tmpl w:val="3626DE68"/>
+    <w:tmpl w:val="FE3497F8"/>
     <w:lvl w:ilvl="0" w:tplc="04090001">
       <w:start w:val="1"/>
       <w:numFmt w:val="bullet"/>
@@ -4239,7 +4257,7 @@
   <w:style w:type="paragraph" w:default="1" w:styleId="Normal">
     <w:name w:val="Normal"/>
     <w:qFormat/>
-    <w:rsid w:val="001661BD"/>
+    <w:rsid w:val="00711DB4"/>
     <w:pPr>
       <w:spacing w:line="259" w:lineRule="auto"/>
     </w:pPr>
